--- a/fouga/FOUGA_CM170_COLLECTE/FOUGA_CM170_00_Liminaires.docx
+++ b/fouga/FOUGA_CM170_COLLECTE/FOUGA_CM170_00_Liminaires.docx
@@ -393,7 +393,7 @@
                 <w:sz w:val="20"/>
                 <w:szCs w:val="20"/>
               </w:rPr>
-              <w:t xml:space="preserve">CHAPITRE I — SECTION I : 7 à 34</w:t>
+              <w:t xml:space="preserve">CHAPITRE I - SECTION I : 7 à 34</w:t>
             </w:r>
           </w:p>
         </w:tc>
@@ -462,7 +462,7 @@
                 <w:sz w:val="20"/>
                 <w:szCs w:val="20"/>
               </w:rPr>
-              <w:t xml:space="preserve">CHAPITRE II — SECTION II : 35 à 49</w:t>
+              <w:t xml:space="preserve">CHAPITRE II - SECTION II : 35 à 49</w:t>
             </w:r>
           </w:p>
         </w:tc>
@@ -1159,7 +1159,7 @@
                 <w:sz w:val="20"/>
                 <w:szCs w:val="20"/>
               </w:rPr>
-              <w:t xml:space="preserve">1.1. – Avion</w:t>
+              <w:t xml:space="preserve">1.1. - Avion</w:t>
             </w:r>
           </w:p>
         </w:tc>
@@ -1228,7 +1228,7 @@
                 <w:sz w:val="20"/>
                 <w:szCs w:val="20"/>
               </w:rPr>
-              <w:t xml:space="preserve">1.2. – Commandes de vol</w:t>
+              <w:t xml:space="preserve">1.2. - Commandes de vol</w:t>
             </w:r>
           </w:p>
         </w:tc>
@@ -1297,7 +1297,7 @@
                 <w:sz w:val="20"/>
                 <w:szCs w:val="20"/>
               </w:rPr>
-              <w:t xml:space="preserve">1.3. – Propulseurs</w:t>
+              <w:t xml:space="preserve">1.3. - Propulseurs</w:t>
             </w:r>
           </w:p>
         </w:tc>
@@ -1366,7 +1366,7 @@
                 <w:sz w:val="20"/>
                 <w:szCs w:val="20"/>
               </w:rPr>
-              <w:t xml:space="preserve">1.4. – Circuit carburant</w:t>
+              <w:t xml:space="preserve">1.4. - Circuit carburant</w:t>
             </w:r>
           </w:p>
         </w:tc>
@@ -1435,7 +1435,7 @@
                 <w:sz w:val="20"/>
                 <w:szCs w:val="20"/>
               </w:rPr>
-              <w:t xml:space="preserve">1.5. – Circuit lubrifiant</w:t>
+              <w:t xml:space="preserve">1.5. - Circuit lubrifiant</w:t>
             </w:r>
           </w:p>
         </w:tc>
@@ -1504,7 +1504,7 @@
                 <w:sz w:val="20"/>
                 <w:szCs w:val="20"/>
               </w:rPr>
-              <w:t xml:space="preserve">1.6. – Installation hydraulique</w:t>
+              <w:t xml:space="preserve">1.6. - Installation hydraulique</w:t>
             </w:r>
           </w:p>
         </w:tc>
@@ -1573,7 +1573,7 @@
                 <w:sz w:val="20"/>
                 <w:szCs w:val="20"/>
               </w:rPr>
-              <w:t xml:space="preserve">1.7. – Installation électrique</w:t>
+              <w:t xml:space="preserve">1.7. - Installation électrique</w:t>
             </w:r>
           </w:p>
         </w:tc>
@@ -1642,7 +1642,7 @@
                 <w:sz w:val="20"/>
                 <w:szCs w:val="20"/>
               </w:rPr>
-              <w:t xml:space="preserve">1.8. – Installation radio - navigation</w:t>
+              <w:t xml:space="preserve">1.8. - Installation radio - navigation</w:t>
             </w:r>
           </w:p>
         </w:tc>
@@ -1711,7 +1711,7 @@
                 <w:sz w:val="20"/>
                 <w:szCs w:val="20"/>
               </w:rPr>
-              <w:t xml:space="preserve">1.9. – Installation d’équipement et aménagements cabine</w:t>
+              <w:t xml:space="preserve">1.9. - Installation d’équipement et aménagements cabine</w:t>
             </w:r>
           </w:p>
         </w:tc>
@@ -1780,7 +1780,7 @@
                 <w:sz w:val="20"/>
                 <w:szCs w:val="20"/>
               </w:rPr>
-              <w:t xml:space="preserve">1.10. – Équipement de sécurité</w:t>
+              <w:t xml:space="preserve">1.10. - Équipement de sécurité</w:t>
             </w:r>
           </w:p>
         </w:tc>
@@ -1849,7 +1849,7 @@
                 <w:sz w:val="20"/>
                 <w:szCs w:val="20"/>
               </w:rPr>
-              <w:t xml:space="preserve">1.11. – Équipements opérationnels - Armement</w:t>
+              <w:t xml:space="preserve">1.11. - Équipements opérationnels - Armement</w:t>
             </w:r>
           </w:p>
         </w:tc>
@@ -1990,7 +1990,7 @@
                 <w:sz w:val="20"/>
                 <w:szCs w:val="20"/>
               </w:rPr>
-              <w:t xml:space="preserve">2.1. – Inspection extérieure</w:t>
+              <w:t xml:space="preserve">2.1. - Inspection extérieure</w:t>
             </w:r>
           </w:p>
         </w:tc>
@@ -2059,7 +2059,7 @@
                 <w:sz w:val="20"/>
                 <w:szCs w:val="20"/>
               </w:rPr>
-              <w:t xml:space="preserve">2.2. – Installation de l’équipage</w:t>
+              <w:t xml:space="preserve">2.2. - Installation de l’équipage</w:t>
             </w:r>
           </w:p>
         </w:tc>
@@ -2128,7 +2128,7 @@
                 <w:sz w:val="20"/>
                 <w:szCs w:val="20"/>
               </w:rPr>
-              <w:t xml:space="preserve">2.3. – Vérifications intérieures avant la mise en route</w:t>
+              <w:t xml:space="preserve">2.3. - Vérifications intérieures avant la mise en route</w:t>
             </w:r>
           </w:p>
         </w:tc>
@@ -2197,7 +2197,7 @@
                 <w:sz w:val="20"/>
                 <w:szCs w:val="20"/>
               </w:rPr>
-              <w:t xml:space="preserve">2.4. – Mise en route</w:t>
+              <w:t xml:space="preserve">2.4. - Mise en route</w:t>
             </w:r>
           </w:p>
         </w:tc>
@@ -2266,7 +2266,7 @@
                 <w:sz w:val="20"/>
                 <w:szCs w:val="20"/>
               </w:rPr>
-              <w:t xml:space="preserve">2.5. – Vérifications avant roulage</w:t>
+              <w:t xml:space="preserve">2.5. - Vérifications avant roulage</w:t>
             </w:r>
           </w:p>
         </w:tc>
@@ -2335,7 +2335,7 @@
                 <w:sz w:val="20"/>
                 <w:szCs w:val="20"/>
               </w:rPr>
-              <w:t xml:space="preserve">2.6. – Roulage</w:t>
+              <w:t xml:space="preserve">2.6. - Roulage</w:t>
             </w:r>
           </w:p>
         </w:tc>
@@ -2404,7 +2404,7 @@
                 <w:sz w:val="20"/>
                 <w:szCs w:val="20"/>
               </w:rPr>
-              <w:t xml:space="preserve">2.7. – Actions vitales avant décollage</w:t>
+              <w:t xml:space="preserve">2.7. - Actions vitales avant décollage</w:t>
             </w:r>
           </w:p>
         </w:tc>
@@ -2473,7 +2473,7 @@
                 <w:sz w:val="20"/>
                 <w:szCs w:val="20"/>
               </w:rPr>
-              <w:t xml:space="preserve">2.8. – Alignement</w:t>
+              <w:t xml:space="preserve">2.8. - Alignement</w:t>
             </w:r>
           </w:p>
         </w:tc>
@@ -2542,7 +2542,7 @@
                 <w:sz w:val="20"/>
                 <w:szCs w:val="20"/>
               </w:rPr>
-              <w:t xml:space="preserve">2.9. – Décollage</w:t>
+              <w:t xml:space="preserve">2.9. - Décollage</w:t>
             </w:r>
           </w:p>
         </w:tc>
@@ -2611,7 +2611,7 @@
                 <w:sz w:val="20"/>
                 <w:szCs w:val="20"/>
               </w:rPr>
-              <w:t xml:space="preserve">2.10. – Montée</w:t>
+              <w:t xml:space="preserve">2.10. - Montée</w:t>
             </w:r>
           </w:p>
         </w:tc>
@@ -2680,7 +2680,7 @@
                 <w:sz w:val="20"/>
                 <w:szCs w:val="20"/>
               </w:rPr>
-              <w:t xml:space="preserve">2.11. – Vol normal et croisière</w:t>
+              <w:t xml:space="preserve">2.11. - Vol normal et croisière</w:t>
             </w:r>
           </w:p>
         </w:tc>
@@ -2749,7 +2749,7 @@
                 <w:sz w:val="20"/>
                 <w:szCs w:val="20"/>
               </w:rPr>
-              <w:t xml:space="preserve">2.12. – Descente entrée dans le circuit et atterrissage</w:t>
+              <w:t xml:space="preserve">2.12. - Descente entrée dans le circuit et atterrissage</w:t>
             </w:r>
           </w:p>
         </w:tc>
@@ -2818,7 +2818,7 @@
                 <w:sz w:val="20"/>
                 <w:szCs w:val="20"/>
               </w:rPr>
-              <w:t xml:space="preserve">2.13. – Vérifications après l’atterrissage</w:t>
+              <w:t xml:space="preserve">2.13. - Vérifications après l’atterrissage</w:t>
             </w:r>
           </w:p>
         </w:tc>
@@ -2887,7 +2887,7 @@
                 <w:sz w:val="20"/>
                 <w:szCs w:val="20"/>
               </w:rPr>
-              <w:t xml:space="preserve">2.14. – Arrêt des réacteurs - Vérifications au parking</w:t>
+              <w:t xml:space="preserve">2.14. - Arrêt des réacteurs - Vérifications au parking</w:t>
             </w:r>
           </w:p>
         </w:tc>
@@ -2956,7 +2956,7 @@
                 <w:sz w:val="20"/>
                 <w:szCs w:val="20"/>
               </w:rPr>
-              <w:t xml:space="preserve">2.15. – Vérifications avant de quitter l’avion</w:t>
+              <w:t xml:space="preserve">2.15. - Vérifications avant de quitter l’avion</w:t>
             </w:r>
           </w:p>
         </w:tc>
@@ -3025,7 +3025,7 @@
                 <w:sz w:val="20"/>
                 <w:szCs w:val="20"/>
               </w:rPr>
-              <w:t xml:space="preserve">2.16. – Remises en œuvre sur terrain étranger</w:t>
+              <w:t xml:space="preserve">2.16. - Remises en œuvre sur terrain étranger</w:t>
             </w:r>
           </w:p>
         </w:tc>
@@ -3130,7 +3130,7 @@
                 <w:sz w:val="20"/>
                 <w:szCs w:val="20"/>
               </w:rPr>
-              <w:t xml:space="preserve">3.1. – Réacteurs</w:t>
+              <w:t xml:space="preserve">3.1. - Réacteurs</w:t>
             </w:r>
           </w:p>
         </w:tc>
@@ -3199,7 +3199,7 @@
                 <w:sz w:val="20"/>
                 <w:szCs w:val="20"/>
               </w:rPr>
-              <w:t xml:space="preserve">3.2. – Avion</w:t>
+              <w:t xml:space="preserve">3.2. - Avion</w:t>
             </w:r>
           </w:p>
         </w:tc>
@@ -3268,7 +3268,7 @@
                 <w:sz w:val="20"/>
                 <w:szCs w:val="20"/>
               </w:rPr>
-              <w:t xml:space="preserve">3.3. – Limitations d’utilisation de certains circuits</w:t>
+              <w:t xml:space="preserve">3.3. - Limitations d’utilisation de certains circuits</w:t>
             </w:r>
           </w:p>
         </w:tc>
@@ -3373,7 +3373,7 @@
                 <w:sz w:val="20"/>
                 <w:szCs w:val="20"/>
               </w:rPr>
-              <w:t xml:space="preserve">4.1. – Décrochages</w:t>
+              <w:t xml:space="preserve">4.1. - Décrochages</w:t>
             </w:r>
           </w:p>
         </w:tc>
@@ -3442,7 +3442,7 @@
                 <w:sz w:val="20"/>
                 <w:szCs w:val="20"/>
               </w:rPr>
-              <w:t xml:space="preserve">4.2. – Vrilles</w:t>
+              <w:t xml:space="preserve">4.2. - Vrilles</w:t>
             </w:r>
           </w:p>
         </w:tc>
@@ -3511,7 +3511,7 @@
                 <w:sz w:val="20"/>
                 <w:szCs w:val="20"/>
               </w:rPr>
-              <w:t xml:space="preserve">4.3. – Compressibilité</w:t>
+              <w:t xml:space="preserve">4.3. - Compressibilité</w:t>
             </w:r>
           </w:p>
         </w:tc>
@@ -3580,7 +3580,7 @@
                 <w:sz w:val="20"/>
                 <w:szCs w:val="20"/>
               </w:rPr>
-              <w:t xml:space="preserve">4.4. – Voltige</w:t>
+              <w:t xml:space="preserve">4.4. - Voltige</w:t>
             </w:r>
           </w:p>
         </w:tc>
@@ -3649,7 +3649,7 @@
                 <w:sz w:val="20"/>
                 <w:szCs w:val="20"/>
               </w:rPr>
-              <w:t xml:space="preserve">4.5. – Vol de patrouille</w:t>
+              <w:t xml:space="preserve">4.5. - Vol de patrouille</w:t>
             </w:r>
           </w:p>
         </w:tc>
@@ -3718,7 +3718,7 @@
                 <w:sz w:val="20"/>
                 <w:szCs w:val="20"/>
               </w:rPr>
-              <w:t xml:space="preserve">4.6. – Vol sans visibilité</w:t>
+              <w:t xml:space="preserve">4.6. - Vol sans visibilité</w:t>
             </w:r>
           </w:p>
         </w:tc>
@@ -3787,7 +3787,7 @@
                 <w:sz w:val="20"/>
                 <w:szCs w:val="20"/>
               </w:rPr>
-              <w:t xml:space="preserve">4.7. – Vol de nuit</w:t>
+              <w:t xml:space="preserve">4.7. - Vol de nuit</w:t>
             </w:r>
           </w:p>
         </w:tc>
@@ -3856,7 +3856,7 @@
                 <w:sz w:val="20"/>
                 <w:szCs w:val="20"/>
               </w:rPr>
-              <w:t xml:space="preserve">4.8. – Vol par mauvais temps</w:t>
+              <w:t xml:space="preserve">4.8. - Vol par mauvais temps</w:t>
             </w:r>
           </w:p>
         </w:tc>
@@ -3961,7 +3961,7 @@
                 <w:sz w:val="20"/>
                 <w:szCs w:val="20"/>
               </w:rPr>
-              <w:t xml:space="preserve">5.1. – Radio - navigation</w:t>
+              <w:t xml:space="preserve">5.1. - Radio - navigation</w:t>
             </w:r>
           </w:p>
         </w:tc>
@@ -4030,7 +4030,7 @@
                 <w:sz w:val="20"/>
                 <w:szCs w:val="20"/>
               </w:rPr>
-              <w:t xml:space="preserve">5.2. – Conditionnement d’air</w:t>
+              <w:t xml:space="preserve">5.2. - Conditionnement d’air</w:t>
             </w:r>
           </w:p>
         </w:tc>
@@ -4099,7 +4099,7 @@
                 <w:sz w:val="20"/>
                 <w:szCs w:val="20"/>
               </w:rPr>
-              <w:t xml:space="preserve">5.3. – Dégivrage extérieur</w:t>
+              <w:t xml:space="preserve">5.3. - Dégivrage extérieur</w:t>
             </w:r>
           </w:p>
         </w:tc>
@@ -4204,7 +4204,7 @@
                 <w:sz w:val="20"/>
                 <w:szCs w:val="20"/>
               </w:rPr>
-              <w:t xml:space="preserve">6.1. – Manœuvres de secours train, aérofreins, volets, ailerons</w:t>
+              <w:t xml:space="preserve">6.1. - Manœuvres de secours train, aérofreins, volets, ailerons</w:t>
             </w:r>
           </w:p>
         </w:tc>
@@ -4273,7 +4273,7 @@
                 <w:sz w:val="20"/>
                 <w:szCs w:val="20"/>
               </w:rPr>
-              <w:t xml:space="preserve">6.2. – Atterrissage sans anémomètre</w:t>
+              <w:t xml:space="preserve">6.2. - Atterrissage sans anémomètre</w:t>
             </w:r>
           </w:p>
         </w:tc>
@@ -4342,7 +4342,7 @@
                 <w:sz w:val="20"/>
                 <w:szCs w:val="20"/>
               </w:rPr>
-              <w:t xml:space="preserve">6.3. – Secours freins et atterrissage sans freins</w:t>
+              <w:t xml:space="preserve">6.3. - Secours freins et atterrissage sans freins</w:t>
             </w:r>
           </w:p>
         </w:tc>
@@ -4411,7 +4411,7 @@
                 <w:sz w:val="20"/>
                 <w:szCs w:val="20"/>
               </w:rPr>
-              <w:t xml:space="preserve">6.4. – Remise des gaz</w:t>
+              <w:t xml:space="preserve">6.4. - Remise des gaz</w:t>
             </w:r>
           </w:p>
         </w:tc>
@@ -4480,7 +4480,7 @@
                 <w:sz w:val="20"/>
                 <w:szCs w:val="20"/>
               </w:rPr>
-              <w:t xml:space="preserve">6.5. – Circuit - Atterrissage en panne hydraulique totale</w:t>
+              <w:t xml:space="preserve">6.5. - Circuit - Atterrissage en panne hydraulique totale</w:t>
             </w:r>
           </w:p>
         </w:tc>
@@ -4549,7 +4549,7 @@
                 <w:sz w:val="20"/>
                 <w:szCs w:val="20"/>
               </w:rPr>
-              <w:t xml:space="preserve">6.6. – Atterrissage forcé</w:t>
+              <w:t xml:space="preserve">6.6. - Atterrissage forcé</w:t>
             </w:r>
           </w:p>
         </w:tc>
@@ -4618,7 +4618,7 @@
                 <w:sz w:val="20"/>
                 <w:szCs w:val="20"/>
               </w:rPr>
-              <w:t xml:space="preserve">6.7. – Amerrissage</w:t>
+              <w:t xml:space="preserve">6.7. - Amerrissage</w:t>
             </w:r>
           </w:p>
         </w:tc>
@@ -4687,7 +4687,7 @@
                 <w:sz w:val="20"/>
                 <w:szCs w:val="20"/>
               </w:rPr>
-              <w:t xml:space="preserve">6.8. – Incendie</w:t>
+              <w:t xml:space="preserve">6.8. - Incendie</w:t>
             </w:r>
           </w:p>
         </w:tc>
@@ -4756,7 +4756,7 @@
                 <w:sz w:val="20"/>
                 <w:szCs w:val="20"/>
               </w:rPr>
-              <w:t xml:space="preserve">6.9. – Panne de réacteur - Remise en route après extinction</w:t>
+              <w:t xml:space="preserve">6.9. - Panne de réacteur - Remise en route après extinction</w:t>
             </w:r>
           </w:p>
         </w:tc>
@@ -4825,7 +4825,7 @@
                 <w:sz w:val="20"/>
                 <w:szCs w:val="20"/>
               </w:rPr>
-              <w:t xml:space="preserve">6.10. – Pannes du circuit carburant</w:t>
+              <w:t xml:space="preserve">6.10. - Pannes du circuit carburant</w:t>
             </w:r>
           </w:p>
         </w:tc>
@@ -4894,7 +4894,7 @@
                 <w:sz w:val="20"/>
                 <w:szCs w:val="20"/>
               </w:rPr>
-              <w:t xml:space="preserve">6.11. – Pannes électriques</w:t>
+              <w:t xml:space="preserve">6.11. - Pannes électriques</w:t>
             </w:r>
           </w:p>
         </w:tc>
@@ -4963,7 +4963,7 @@
                 <w:sz w:val="20"/>
                 <w:szCs w:val="20"/>
               </w:rPr>
-              <w:t xml:space="preserve">6.12. – Incidents de circuit équipement</w:t>
+              <w:t xml:space="preserve">6.12. - Incidents de circuit équipement</w:t>
             </w:r>
           </w:p>
         </w:tc>
@@ -5032,7 +5032,7 @@
                 <w:sz w:val="20"/>
                 <w:szCs w:val="20"/>
               </w:rPr>
-              <w:t xml:space="preserve">6.13. – Incidents divers</w:t>
+              <w:t xml:space="preserve">6.13. - Incidents divers</w:t>
             </w:r>
           </w:p>
         </w:tc>
@@ -5101,7 +5101,7 @@
                 <w:sz w:val="20"/>
                 <w:szCs w:val="20"/>
               </w:rPr>
-              <w:t xml:space="preserve">6.14. – Largage de secours du chargement</w:t>
+              <w:t xml:space="preserve">6.14. - Largage de secours du chargement</w:t>
             </w:r>
           </w:p>
         </w:tc>
@@ -5170,7 +5170,7 @@
                 <w:sz w:val="20"/>
                 <w:szCs w:val="20"/>
               </w:rPr>
-              <w:t xml:space="preserve">6.15. – Abandon de l’appareil en vol</w:t>
+              <w:t xml:space="preserve">6.15. - Abandon de l’appareil en vol</w:t>
             </w:r>
           </w:p>
         </w:tc>
@@ -5239,7 +5239,7 @@
                 <w:sz w:val="20"/>
                 <w:szCs w:val="20"/>
               </w:rPr>
-              <w:t xml:space="preserve">6.16. – Fumées d’origine électrique dans la cabine</w:t>
+              <w:t xml:space="preserve">6.16. - Fumées d’origine électrique dans la cabine</w:t>
             </w:r>
           </w:p>
         </w:tc>
@@ -5344,7 +5344,7 @@
                 <w:sz w:val="20"/>
                 <w:szCs w:val="20"/>
               </w:rPr>
-              <w:t xml:space="preserve">7.1. – Organes de visée</w:t>
+              <w:t xml:space="preserve">7.1. - Organes de visée</w:t>
             </w:r>
           </w:p>
         </w:tc>
@@ -5413,7 +5413,7 @@
                 <w:sz w:val="20"/>
                 <w:szCs w:val="20"/>
               </w:rPr>
-              <w:t xml:space="preserve">7.2. – Commandes de tir</w:t>
+              <w:t xml:space="preserve">7.2. - Commandes de tir</w:t>
             </w:r>
           </w:p>
         </w:tc>
@@ -5482,7 +5482,7 @@
                 <w:sz w:val="20"/>
                 <w:szCs w:val="20"/>
               </w:rPr>
-              <w:t xml:space="preserve">7.3. – Utilisation des divers matériels d’armement</w:t>
+              <w:t xml:space="preserve">7.3. - Utilisation des divers matériels d’armement</w:t>
             </w:r>
           </w:p>
         </w:tc>
@@ -5587,7 +5587,7 @@
                 <w:sz w:val="20"/>
                 <w:szCs w:val="20"/>
               </w:rPr>
-              <w:t xml:space="preserve">8.1. – Utilisation par temps froid</w:t>
+              <w:t xml:space="preserve">8.1. - Utilisation par temps froid</w:t>
             </w:r>
           </w:p>
         </w:tc>
